--- a/文档/PRD/学伴小N-产品需求文档-v1.1.docx
+++ b/文档/PRD/学伴小N-产品需求文档-v1.1.docx
@@ -25,7 +25,7 @@
     </w:p>
     <w:p>
       <w:r>
-        <w:t>本文的“应当”表示目标要求，现状以第3节和第15节为准。本次更新只比较材料、检查源码及读取已有证据，没有重新运行产品测试、调用模型或修改产品代码。编制时main分支HEAD为41dca8121ba820da3c44dabc88d7a10a81a2095c；期间另一个窗口开始新增E批代码，最新工作区另含未提交变更。历史报告的更早HEAD和测试数不能直接代表当前工作区。v1.0及外部原文均保留备份。本次将需求写入PRD，不代表自动授权开发所有新增功能或对外发布。</w:t>
+        <w:t>本文的“应当”表示目标要求，现状以第3节和第15节为准。本次更新比较材料、检查源码及读取已有证据；后续配置核查另复跑4项临时库/合成模型记忆测试通过，未执行全套验收、主动调用真实模型或修改产品代码。初次编制基线为41dca81；复核时HEAD已为1666f2f，E1与语音代码已合入，另有Tutor d3卡点相关未提交改动。历史报告的更早HEAD和测试数不能直接代表当前工作区。v1.0及外部原文均保留备份。本次将需求写入PRD，不代表自动授权开发所有新增功能或对外发布。</w:t>
       </w:r>
     </w:p>
     <w:p>
@@ -115,7 +115,7 @@
         <w:ind w:left="198" w:hanging="198"/>
       </w:pPr>
       <w:r>
-        <w:t>• 用户提供的四步引导纳入教学目标；模型受控出题E批正在开发，互动首页及豆包TTS已有方案，均尚未完整交付验收。多学科和全年龄覆盖保持后续愿景。</w:t>
+        <w:t>• 用户提供的四步引导纳入教学目标；E1受控出题已有交付与真实模型自验，互动首页/豆包TTS已有代码和启用配置；完整四步教学与语音专项验收仍未完成。多学科和全年龄覆盖保持后续愿景。</w:t>
       </w:r>
     </w:p>
     <w:p>
@@ -1236,7 +1236,7 @@
     </w:p>
     <w:p>
       <w:r>
-        <w:t>新增待实施范围：第14节的连续引导、卡点澄清、学生总结与成长反馈；E批受控LLM出题；互动首页、语音输入及火山引擎豆包TTS。当前纳入需求与计划，不计为已交付。</w:t>
+        <w:t>第14节新增需求覆盖连续引导、卡点澄清、学生总结与成长反馈、E批受控LLM出题、互动首页和豆包语音。实现程度各异，按下表与第15节分别判断，不能统一计为已交付或未实现。</w:t>
       </w:r>
     </w:p>
     <w:p>
@@ -1789,7 +1789,7 @@
               <w:rPr>
                 <w:sz w:val="18"/>
               </w:rPr>
-              <w:t>已有倾听、提示和证据能力；无四步学习片段/​卡点会话状态，Tutor当前只取最后一条消息</w:t>
+              <w:t>已有listen/​probe两阶段和最近8条消息；最新未提交代码增加两知识点卡点记录及最近判题反馈</w:t>
             </w:r>
           </w:p>
         </w:tc>
@@ -1813,7 +1813,7 @@
               <w:rPr>
                 <w:sz w:val="18"/>
               </w:rPr>
-              <w:t>部分基础已具备，完整教学闭环未实现/​未验证</w:t>
+              <w:t>前两步已有实现，d3卡点代码未等同运行服务；完整四步闭环未实现/​未验证</w:t>
             </w:r>
           </w:p>
         </w:tc>
@@ -1943,7 +1943,7 @@
               <w:rPr>
                 <w:sz w:val="18"/>
               </w:rPr>
-              <w:t>编制期间出现generation/​expression.​ts与templates.​ts，shared/​repository也有并行改动；尚未见最终交付</w:t>
+              <w:t>E1已有handler/​校验/​SQLite/​页面/​复习接线；ACCEPTANCE记载真实GLM生成与复习自验通过</w:t>
             </w:r>
           </w:p>
         </w:tc>
@@ -1967,7 +1967,7 @@
               <w:rPr>
                 <w:sz w:val="18"/>
               </w:rPr>
-              <w:t>E批开发中，尚未验收完整生成/​判题/​复习链路</w:t>
+              <w:t>已实现且有实施者自验；本轮未独立复跑完整链路</w:t>
             </w:r>
           </w:p>
         </w:tc>
@@ -2020,7 +2020,7 @@
               <w:rPr>
                 <w:sz w:val="18"/>
               </w:rPr>
-              <w:t>首页仍为欢迎与选择；豆包TTS供应商已确认，无ASR/​TTS业务代码</w:t>
+              <w:t>已有对话/​宠物首页、TTS/​ASR适配及播放器；本机health为tts:true、asr:false</w:t>
             </w:r>
           </w:p>
         </w:tc>
@@ -2044,7 +2044,7 @@
               <w:rPr>
                 <w:sz w:val="18"/>
               </w:rPr>
-              <w:t>已选型/​方案，未实现</w:t>
+              <w:t>已有实现与TTS启用配置；本轮未听验真实音频，ASR当前不可用</w:t>
             </w:r>
           </w:p>
         </w:tc>
@@ -8814,7 +8814,7 @@
     </w:p>
     <w:p>
       <w:r>
-        <w:t>第三步按独立任务开展E批受控出题及互动首页/TTS。语音与出题共用的页面/路由文件由明确负责人集成；避免两个窗口同时改同一文件。具体实施先后由产品负责人安排，本文不给出未经确认的工期。</w:t>
+        <w:t>第三步完善已实现E1出题与互动首页/TTS的专项验收及交接。语音与出题共用的页面/路由文件由明确负责人集成；避免两个窗口同时改同一文件。具体实施先后由产品负责人安排，本文不给出未经确认的工期。</w:t>
       </w:r>
     </w:p>
     <w:p>
@@ -9717,7 +9717,7 @@
     </w:p>
     <w:p>
       <w:r>
-        <w:t>当前Tutor仅发送最后一条消息、必要场次/题面和许可偏好；没有卡点假设与阶段接续结构。已有数学题一般只提供一级静态提示，不能标为完整的多轮自适应启发。</w:t>
+        <w:t>当前Tutor发送最近8条消息、必要场次/题面和许可偏好，按用户轮数选择倾听或追问；最新d3未提交代码增加两个知识点的卡点假设记录、最近判题结果与最近3条卡点摘要。它仍禁止讲题和提示，已有题目一般只有一级静态提示；尚无完整四步片段状态或多轮自适应启发。</w:t>
       </w:r>
     </w:p>
     <w:p>
@@ -9768,7 +9768,7 @@
     </w:p>
     <w:p>
       <w:r>
-        <w:t>本次编制期间另一个窗口已开始E批，出现表达式和模板基础文件及共享协议改动；尚未看到完成的生成工具、产品接线或最终交付验收。状态为开发中，不能仅凭新目录就计为完整自动出题已完成，也不把新功能的旧测试基线当新增验证。</w:t>
+        <w:t>复核时E1已提交，交付目录含HANDOFF/ACCEPTANCE。实施者记载101项Agent测试、2项E浏览器测试和真实GLM生成→判题→新题复习通过；真实修复轮、真实学生和长期成本未验证。本轮读取证据与当前代码，未独立复跑该完整链路。</w:t>
       </w:r>
     </w:p>
     <w:p>
@@ -9791,7 +9791,7 @@
     </w:p>
     <w:p>
       <w:r>
-        <w:t>当前首页仍为欢迎与功能选择；TTS/ASR业务未实现，音色与权限/真实设备体验未验证。详细方案见交接03第10节。</w:t>
+        <w:t>当前已有对话/宠物首页、服务端豆包TTS/ASR适配及客户端播放/麦克风降级代码；本机预览health为TTS启用、ASR不可用。本轮没有真实音频听验、麦克风或真实设备验收，不能把适配器或health等同双向语音通过。详细方案见交接03第10节。</w:t>
       </w:r>
     </w:p>
     <w:p>
@@ -10049,7 +10049,7 @@
               <w:rPr>
                 <w:sz w:val="18"/>
               </w:rPr>
-              <w:t>部分基础，核心未完成</w:t>
+              <w:t>最近8条与两阶段已有，d3卡点补丁在工作区</w:t>
             </w:r>
           </w:p>
         </w:tc>
@@ -10073,7 +10073,7 @@
               <w:rPr>
                 <w:sz w:val="18"/>
               </w:rPr>
-              <w:t>必要多轮上下文、澄清假设、学生回答与下一问之间的关联</w:t>
+              <w:t>服务端学习片段状态、假设确认/​更新、跨次相关检索和教学质量验收</w:t>
             </w:r>
           </w:p>
         </w:tc>
@@ -10434,7 +10434,7 @@
               <w:rPr>
                 <w:sz w:val="18"/>
               </w:rPr>
-              <w:t>E批开发中，基础模板/​表达式文件已出现，未验收</w:t>
+              <w:t>E1已实现且有真实GLM及完整链路自验</w:t>
             </w:r>
           </w:p>
         </w:tc>
@@ -10458,7 +10458,7 @@
               <w:rPr>
                 <w:sz w:val="18"/>
               </w:rPr>
-              <w:t>生成校验、目录/​SQLite、页面和复习接线的完整交付与验证</w:t>
+              <w:t>当前版本独立复验、真实修复轮与更广题型；首版仍为模板受控变式</w:t>
             </w:r>
           </w:p>
         </w:tc>
@@ -10511,7 +10511,7 @@
               <w:rPr>
                 <w:sz w:val="18"/>
               </w:rPr>
-              <w:t>已选型与方案</w:t>
+              <w:t>代码已接线，当前TTS启用、ASR不可用</w:t>
             </w:r>
           </w:p>
         </w:tc>
@@ -10535,7 +10535,7 @@
               <w:rPr>
                 <w:sz w:val="18"/>
               </w:rPr>
-              <w:t>豆包真实调用/​播放器，ASR选型/​转写和手机验收</w:t>
+              <w:t>语音专项交付、真实音频/​取消/​打断及手机验收；ASR账号/​服务可用性</w:t>
             </w:r>
           </w:p>
         </w:tc>
@@ -10707,7 +10707,7 @@
     </w:p>
     <w:p>
       <w:r>
-        <w:t>建议先补FR15至FR17，使“接住情绪→核实卡点→启发→学生总结”在一个知识点中真实成立；E出题与F语音可按既定独立任务推进，集成共享文件避免冲突。复习基础无需重做。最后扩几何/学段及真实试用。此处是建议优先级，不是本次已执行开发。</w:t>
+        <w:t>建议先补FR15至FR17，使“接住情绪→核实卡点→启发→学生总结”在一个知识点中真实成立；E出题与F语音继续补验收及交接，集成共享文件避免冲突。复习基础无需重做。最后扩几何/学段及真实试用。此处是建议优先级，不是本次已执行开发。</w:t>
       </w:r>
     </w:p>
     <w:p>
@@ -12613,7 +12613,7 @@
     </w:p>
     <w:p>
       <w:r>
-        <w:t>D完整目录为任务书/2026-10-21-Agent升级/交付/D。真实设备、真实学生、长期教学效果、整版第三方独立验收及新出题/语音/四步教学专门验收仍没有本次通过结论。</w:t>
+        <w:t>D完整目录为任务书/2026-10-21-Agent升级/交付/D。真实设备、真实学生、长期教学效果、整版第三方独立验收及最新版本的独立出题/语音/四步教学专门验收仍没有本次通过结论；E1实施者自验单列，不据此认定独立通过。</w:t>
       </w:r>
     </w:p>
     <w:p>
